--- a/documentación/Informes de Pruebas de Calidad/7.0 CU Gestión de Exámenes de Laboratorio - Informe Prueba de Calidad.docx
+++ b/documentación/Informes de Pruebas de Calidad/7.0 CU Gestión de Exámenes de Laboratorio - Informe Prueba de Calidad.docx
@@ -157,7 +157,7 @@
           <w:szCs w:val="36"/>
           <w:lang w:val="es-GT"/>
         </w:rPr>
-        <w:t>2</w:t>
+        <w:t>7</w:t>
       </w:r>
       <w:r>
         <w:rPr>
@@ -181,22 +181,8 @@
           <w:szCs w:val="36"/>
           <w:lang w:val="es-GT"/>
         </w:rPr>
-        <w:t xml:space="preserve">Registro de Pacientes y </w:t>
+        <w:t>Gestión de Exámenes de Laboratorio (Muestras y Resultados)</w:t>
       </w:r>
-      <w:proofErr w:type="spellStart"/>
-      <w:r>
-        <w:rPr>
-          <w:rFonts w:ascii="Calibri" w:hAnsi="Calibri"/>
-          <w:b/>
-          <w:i/>
-          <w:color w:val="00B050"/>
-          <w:sz w:val="36"/>
-          <w:szCs w:val="36"/>
-          <w:lang w:val="es-GT"/>
-        </w:rPr>
-        <w:t>Triaje</w:t>
-      </w:r>
-      <w:proofErr w:type="spellEnd"/>
     </w:p>
     <w:p>
       <w:pPr>
@@ -457,7 +443,6 @@
         <w:rPr>
           <w:lang w:val="es-VE"/>
         </w:rPr>
-        <w:lastRenderedPageBreak/>
         <w:t>Historial de versiones</w:t>
       </w:r>
       <w:bookmarkEnd w:id="0"/>
@@ -502,7 +487,6 @@
                 <w:lang w:eastAsia="es-VE"/>
               </w:rPr>
             </w:pPr>
-            <w:proofErr w:type="spellStart"/>
             <w:r>
               <w:rPr>
                 <w:rFonts w:eastAsia="Times New Roman" w:cs="Arial"/>
@@ -514,7 +498,6 @@
               </w:rPr>
               <w:t>Fecha</w:t>
             </w:r>
-            <w:proofErr w:type="spellEnd"/>
           </w:p>
         </w:tc>
         <w:tc>
@@ -535,7 +518,6 @@
                 <w:lang w:eastAsia="es-VE"/>
               </w:rPr>
             </w:pPr>
-            <w:proofErr w:type="spellStart"/>
             <w:r>
               <w:rPr>
                 <w:rFonts w:eastAsia="Times New Roman" w:cs="Arial"/>
@@ -547,7 +529,6 @@
               </w:rPr>
               <w:t>Versión</w:t>
             </w:r>
-            <w:proofErr w:type="spellEnd"/>
           </w:p>
         </w:tc>
         <w:tc>
@@ -630,7 +611,6 @@
                 <w:lang w:eastAsia="es-VE"/>
               </w:rPr>
             </w:pPr>
-            <w:proofErr w:type="spellStart"/>
             <w:r>
               <w:rPr>
                 <w:rFonts w:eastAsia="Times New Roman" w:cs="Arial"/>
@@ -642,7 +622,6 @@
               </w:rPr>
               <w:t>Descripción</w:t>
             </w:r>
-            <w:proofErr w:type="spellEnd"/>
           </w:p>
         </w:tc>
       </w:tr>
@@ -784,7 +763,6 @@
                 <w:lang w:eastAsia="es-VE"/>
               </w:rPr>
             </w:pPr>
-            <w:proofErr w:type="spellStart"/>
             <w:r>
               <w:rPr>
                 <w:rFonts w:eastAsia="Times New Roman" w:cs="Arial"/>
@@ -794,19 +772,7 @@
                 <w:szCs w:val="20"/>
                 <w:lang w:eastAsia="es-VE"/>
               </w:rPr>
-              <w:t>Prueba</w:t>
-            </w:r>
-            <w:proofErr w:type="spellEnd"/>
-            <w:r>
-              <w:rPr>
-                <w:rFonts w:eastAsia="Times New Roman" w:cs="Arial"/>
-                <w:b/>
-                <w:color w:val="000000"/>
-                <w:sz w:val="20"/>
-                <w:szCs w:val="20"/>
-                <w:lang w:eastAsia="es-VE"/>
-              </w:rPr>
-              <w:t xml:space="preserve"> de Calidad CU </w:t>
+              <w:t xml:space="preserve">Prueba de Calidad CU </w:t>
             </w:r>
             <w:r>
               <w:rPr>
@@ -1297,7 +1263,6 @@
                 <w:lang w:eastAsia="es-VE"/>
               </w:rPr>
             </w:pPr>
-            <w:proofErr w:type="spellStart"/>
             <w:r>
               <w:rPr>
                 <w:rFonts w:eastAsia="Times New Roman" w:cs="Arial"/>
@@ -1305,19 +1270,24 @@
                 <w:szCs w:val="24"/>
                 <w:lang w:eastAsia="es-VE"/>
               </w:rPr>
-              <w:t>Fecha</w:t>
-            </w:r>
-            <w:proofErr w:type="spellEnd"/>
-            <w:r>
+              <w:t>Fecha de preparación</w:t>
+            </w:r>
+          </w:p>
+        </w:tc>
+        <w:tc>
+          <w:tcPr>
+            <w:tcW w:w="5609" w:type="dxa"/>
+          </w:tcPr>
+          <w:p>
+            <w:pPr>
+              <w:spacing w:after="0" w:line="240" w:lineRule="auto"/>
               <w:rPr>
                 <w:rFonts w:eastAsia="Times New Roman" w:cs="Arial"/>
                 <w:color w:val="000000"/>
                 <w:szCs w:val="24"/>
                 <w:lang w:eastAsia="es-VE"/>
               </w:rPr>
-              <w:t xml:space="preserve"> de </w:t>
-            </w:r>
-            <w:proofErr w:type="spellStart"/>
+            </w:pPr>
             <w:r>
               <w:rPr>
                 <w:rFonts w:eastAsia="Times New Roman" w:cs="Arial"/>
@@ -1325,14 +1295,15 @@
                 <w:szCs w:val="24"/>
                 <w:lang w:eastAsia="es-VE"/>
               </w:rPr>
-              <w:t>preparación</w:t>
-            </w:r>
-            <w:proofErr w:type="spellEnd"/>
-          </w:p>
-        </w:tc>
-        <w:tc>
-          <w:tcPr>
-            <w:tcW w:w="5609" w:type="dxa"/>
+              <w:t>27-05-2026</w:t>
+            </w:r>
+          </w:p>
+        </w:tc>
+      </w:tr>
+      <w:tr>
+        <w:tc>
+          <w:tcPr>
+            <w:tcW w:w="3261" w:type="dxa"/>
           </w:tcPr>
           <w:p>
             <w:pPr>
@@ -1351,15 +1322,13 @@
                 <w:szCs w:val="24"/>
                 <w:lang w:eastAsia="es-VE"/>
               </w:rPr>
-              <w:t>27-05-2026</w:t>
-            </w:r>
-          </w:p>
-        </w:tc>
-      </w:tr>
-      <w:tr>
-        <w:tc>
-          <w:tcPr>
-            <w:tcW w:w="3261" w:type="dxa"/>
+              <w:t>Cliente</w:t>
+            </w:r>
+          </w:p>
+        </w:tc>
+        <w:tc>
+          <w:tcPr>
+            <w:tcW w:w="5609" w:type="dxa"/>
           </w:tcPr>
           <w:p>
             <w:pPr>
@@ -1371,49 +1340,47 @@
                 <w:lang w:eastAsia="es-VE"/>
               </w:rPr>
             </w:pPr>
-            <w:proofErr w:type="spellStart"/>
-            <w:r>
+            <w:r>
+              <w:rPr>
+                <w:rFonts w:eastAsia="Times New Roman" w:cs="Arial"/>
+                <w:color w:val="000000"/>
+                <w:szCs w:val="24"/>
+                <w:lang w:val="es-GT" w:eastAsia="es-VE"/>
+              </w:rPr>
+              <w:t>HIS</w:t>
+            </w:r>
+          </w:p>
+        </w:tc>
+      </w:tr>
+      <w:tr>
+        <w:tc>
+          <w:tcPr>
+            <w:tcW w:w="3261" w:type="dxa"/>
+          </w:tcPr>
+          <w:p>
+            <w:pPr>
+              <w:spacing w:after="0" w:line="240" w:lineRule="auto"/>
               <w:rPr>
                 <w:rFonts w:eastAsia="Times New Roman" w:cs="Arial"/>
                 <w:color w:val="000000"/>
                 <w:szCs w:val="24"/>
                 <w:lang w:eastAsia="es-VE"/>
               </w:rPr>
-              <w:t>Cliente</w:t>
-            </w:r>
-            <w:proofErr w:type="spellEnd"/>
-          </w:p>
-        </w:tc>
-        <w:tc>
-          <w:tcPr>
-            <w:tcW w:w="5609" w:type="dxa"/>
-          </w:tcPr>
-          <w:p>
-            <w:pPr>
-              <w:spacing w:after="0" w:line="240" w:lineRule="auto"/>
+            </w:pPr>
+            <w:r>
               <w:rPr>
                 <w:rFonts w:eastAsia="Times New Roman" w:cs="Arial"/>
                 <w:color w:val="000000"/>
                 <w:szCs w:val="24"/>
                 <w:lang w:eastAsia="es-VE"/>
               </w:rPr>
-            </w:pPr>
-            <w:r>
-              <w:rPr>
-                <w:rFonts w:eastAsia="Times New Roman" w:cs="Arial"/>
-                <w:color w:val="000000"/>
-                <w:szCs w:val="24"/>
-                <w:lang w:val="es-GT" w:eastAsia="es-VE"/>
-              </w:rPr>
-              <w:t>HIS</w:t>
-            </w:r>
-          </w:p>
-        </w:tc>
-      </w:tr>
-      <w:tr>
-        <w:tc>
-          <w:tcPr>
-            <w:tcW w:w="3261" w:type="dxa"/>
+              <w:t>Patrocinador principal</w:t>
+            </w:r>
+          </w:p>
+        </w:tc>
+        <w:tc>
+          <w:tcPr>
+            <w:tcW w:w="5609" w:type="dxa"/>
           </w:tcPr>
           <w:p>
             <w:pPr>
@@ -1425,7 +1392,6 @@
                 <w:lang w:eastAsia="es-VE"/>
               </w:rPr>
             </w:pPr>
-            <w:proofErr w:type="spellStart"/>
             <w:r>
               <w:rPr>
                 <w:rFonts w:eastAsia="Times New Roman" w:cs="Arial"/>
@@ -1433,112 +1399,35 @@
                 <w:szCs w:val="24"/>
                 <w:lang w:eastAsia="es-VE"/>
               </w:rPr>
-              <w:t>Patrocinador</w:t>
-            </w:r>
-            <w:proofErr w:type="spellEnd"/>
-            <w:r>
+              <w:t>HIS Team</w:t>
+            </w:r>
+          </w:p>
+        </w:tc>
+      </w:tr>
+      <w:tr>
+        <w:tc>
+          <w:tcPr>
+            <w:tcW w:w="3261" w:type="dxa"/>
+          </w:tcPr>
+          <w:p>
+            <w:pPr>
+              <w:spacing w:after="0" w:line="240" w:lineRule="auto"/>
               <w:rPr>
                 <w:rFonts w:eastAsia="Times New Roman" w:cs="Arial"/>
                 <w:color w:val="000000"/>
                 <w:szCs w:val="24"/>
                 <w:lang w:eastAsia="es-VE"/>
               </w:rPr>
-              <w:t xml:space="preserve"> principal</w:t>
-            </w:r>
-          </w:p>
-        </w:tc>
-        <w:tc>
-          <w:tcPr>
-            <w:tcW w:w="5609" w:type="dxa"/>
-          </w:tcPr>
-          <w:p>
-            <w:pPr>
-              <w:spacing w:after="0" w:line="240" w:lineRule="auto"/>
+            </w:pPr>
+            <w:r>
               <w:rPr>
                 <w:rFonts w:eastAsia="Times New Roman" w:cs="Arial"/>
                 <w:color w:val="000000"/>
                 <w:szCs w:val="24"/>
                 <w:lang w:eastAsia="es-VE"/>
               </w:rPr>
-            </w:pPr>
-            <w:r>
-              <w:rPr>
-                <w:rFonts w:eastAsia="Times New Roman" w:cs="Arial"/>
-                <w:color w:val="000000"/>
-                <w:szCs w:val="24"/>
-                <w:lang w:eastAsia="es-VE"/>
-              </w:rPr>
-              <w:t>HIS Team</w:t>
-            </w:r>
-          </w:p>
-        </w:tc>
-      </w:tr>
-      <w:tr>
-        <w:tc>
-          <w:tcPr>
-            <w:tcW w:w="3261" w:type="dxa"/>
-          </w:tcPr>
-          <w:p>
-            <w:pPr>
-              <w:spacing w:after="0" w:line="240" w:lineRule="auto"/>
-              <w:rPr>
-                <w:rFonts w:eastAsia="Times New Roman" w:cs="Arial"/>
-                <w:color w:val="000000"/>
-                <w:szCs w:val="24"/>
-                <w:lang w:eastAsia="es-VE"/>
-              </w:rPr>
-            </w:pPr>
-            <w:proofErr w:type="spellStart"/>
-            <w:r>
-              <w:rPr>
-                <w:rFonts w:eastAsia="Times New Roman" w:cs="Arial"/>
-                <w:color w:val="000000"/>
-                <w:szCs w:val="24"/>
-                <w:lang w:eastAsia="es-VE"/>
-              </w:rPr>
-              <w:t>Gerente</w:t>
-            </w:r>
-            <w:proofErr w:type="spellEnd"/>
-            <w:r>
-              <w:rPr>
-                <w:rFonts w:eastAsia="Times New Roman" w:cs="Arial"/>
-                <w:color w:val="000000"/>
-                <w:szCs w:val="24"/>
-                <w:lang w:eastAsia="es-VE"/>
-              </w:rPr>
-              <w:t xml:space="preserve"> / </w:t>
-            </w:r>
-            <w:proofErr w:type="spellStart"/>
-            <w:r>
-              <w:rPr>
-                <w:rFonts w:eastAsia="Times New Roman" w:cs="Arial"/>
-                <w:color w:val="000000"/>
-                <w:szCs w:val="24"/>
-                <w:lang w:eastAsia="es-VE"/>
-              </w:rPr>
-              <w:t>Líder</w:t>
-            </w:r>
-            <w:proofErr w:type="spellEnd"/>
-            <w:r>
-              <w:rPr>
-                <w:rFonts w:eastAsia="Times New Roman" w:cs="Arial"/>
-                <w:color w:val="000000"/>
-                <w:szCs w:val="24"/>
-                <w:lang w:eastAsia="es-VE"/>
-              </w:rPr>
-              <w:t xml:space="preserve"> de </w:t>
-            </w:r>
-            <w:proofErr w:type="spellStart"/>
-            <w:r>
-              <w:rPr>
-                <w:rFonts w:eastAsia="Times New Roman" w:cs="Arial"/>
-                <w:color w:val="000000"/>
-                <w:szCs w:val="24"/>
-                <w:lang w:eastAsia="es-VE"/>
-              </w:rPr>
-              <w:t>proyecto</w:t>
-            </w:r>
-            <w:proofErr w:type="spellEnd"/>
+              <w:t>Gerente / Líder de proyecto</w:t>
+            </w:r>
           </w:p>
         </w:tc>
         <w:tc>
@@ -1706,21 +1595,8 @@
                 <w:szCs w:val="20"/>
                 <w:lang w:eastAsia="es-VE"/>
               </w:rPr>
-              <w:t xml:space="preserve">Nombre y </w:t>
-            </w:r>
-            <w:proofErr w:type="spellStart"/>
-            <w:r>
-              <w:rPr>
-                <w:rFonts w:eastAsia="Times New Roman" w:cs="Arial"/>
-                <w:b/>
-                <w:color w:val="000000"/>
-                <w:sz w:val="20"/>
-                <w:szCs w:val="20"/>
-                <w:lang w:eastAsia="es-VE"/>
-              </w:rPr>
-              <w:t>Apellido</w:t>
-            </w:r>
-            <w:proofErr w:type="spellEnd"/>
+              <w:t>Nombre y Apellido</w:t>
+            </w:r>
           </w:p>
         </w:tc>
         <w:tc>
@@ -1781,21 +1657,8 @@
                 <w:szCs w:val="20"/>
                 <w:lang w:eastAsia="es-VE"/>
               </w:rPr>
-              <w:t xml:space="preserve">Departamento u </w:t>
-            </w:r>
-            <w:proofErr w:type="spellStart"/>
-            <w:r>
-              <w:rPr>
-                <w:rFonts w:eastAsia="Times New Roman" w:cs="Arial"/>
-                <w:b/>
-                <w:color w:val="000000"/>
-                <w:sz w:val="20"/>
-                <w:szCs w:val="20"/>
-                <w:lang w:eastAsia="es-VE"/>
-              </w:rPr>
-              <w:t>organización</w:t>
-            </w:r>
-            <w:proofErr w:type="spellEnd"/>
+              <w:t>Departamento u organización</w:t>
+            </w:r>
           </w:p>
         </w:tc>
         <w:tc>
@@ -1816,7 +1679,6 @@
                 <w:lang w:eastAsia="es-VE"/>
               </w:rPr>
             </w:pPr>
-            <w:proofErr w:type="spellStart"/>
             <w:r>
               <w:rPr>
                 <w:rFonts w:eastAsia="Times New Roman" w:cs="Arial"/>
@@ -1828,7 +1690,6 @@
               </w:rPr>
               <w:t>Fecha</w:t>
             </w:r>
-            <w:proofErr w:type="spellEnd"/>
           </w:p>
         </w:tc>
         <w:tc>
@@ -1849,7 +1710,6 @@
                 <w:lang w:eastAsia="es-VE"/>
               </w:rPr>
             </w:pPr>
-            <w:proofErr w:type="spellStart"/>
             <w:r>
               <w:rPr>
                 <w:rFonts w:eastAsia="Times New Roman" w:cs="Arial"/>
@@ -1861,7 +1721,6 @@
               </w:rPr>
               <w:t>Firma</w:t>
             </w:r>
-            <w:proofErr w:type="spellEnd"/>
           </w:p>
         </w:tc>
       </w:tr>
@@ -1927,7 +1786,6 @@
                 <w:lang w:eastAsia="es-VE"/>
               </w:rPr>
             </w:pPr>
-            <w:proofErr w:type="spellStart"/>
             <w:r>
               <w:rPr>
                 <w:rFonts w:eastAsia="Times New Roman" w:cs="Arial"/>
@@ -1939,7 +1797,6 @@
               </w:rPr>
               <w:t>Catedrático</w:t>
             </w:r>
-            <w:proofErr w:type="spellEnd"/>
           </w:p>
         </w:tc>
         <w:tc>
@@ -2428,7 +2285,6 @@
       </w:pPr>
       <w:bookmarkStart w:id="3" w:name="_Toc388088229"/>
       <w:r>
-        <w:lastRenderedPageBreak/>
         <w:t>Resumen e</w:t>
       </w:r>
       <w:r>
@@ -2460,27 +2316,7 @@
           <w:szCs w:val="24"/>
           <w:lang w:val="es-GT" w:eastAsia="es-VE"/>
         </w:rPr>
-        <w:t>El presente documento constituye el Plan de Pruebas de Software detallado para el módulo de Registro de Pacientes y Clasificación de Urgencia (</w:t>
-      </w:r>
-      <w:proofErr w:type="spellStart"/>
-      <w:r>
-        <w:rPr>
-          <w:rFonts w:eastAsia="Times New Roman" w:cs="Arial"/>
-          <w:color w:val="00B050"/>
-          <w:szCs w:val="24"/>
-          <w:lang w:val="es-GT" w:eastAsia="es-VE"/>
-        </w:rPr>
-        <w:t>Triaje</w:t>
-      </w:r>
-      <w:proofErr w:type="spellEnd"/>
-      <w:r>
-        <w:rPr>
-          <w:rFonts w:eastAsia="Times New Roman" w:cs="Arial"/>
-          <w:color w:val="00B050"/>
-          <w:szCs w:val="24"/>
-          <w:lang w:val="es-GT" w:eastAsia="es-VE"/>
-        </w:rPr>
-        <w:t xml:space="preserve">). </w:t>
+        <w:t xml:space="preserve">El presente documento constituye el Plan de Pruebas de Software detallado para el módulo de Registro de Pacientes y Clasificación de Urgencia (Triaje). </w:t>
       </w:r>
       <w:r>
         <w:rPr>
@@ -2595,23 +2431,7 @@
           <w:color w:val="00B050"/>
           <w:lang w:val="es-GT" w:eastAsia="en-US"/>
         </w:rPr>
-        <w:t xml:space="preserve">a </w:t>
-      </w:r>
-      <w:proofErr w:type="spellStart"/>
-      <w:r>
-        <w:rPr>
-          <w:color w:val="00B050"/>
-          <w:lang w:val="es-GT" w:eastAsia="en-US"/>
-        </w:rPr>
-        <w:t>triaje</w:t>
-      </w:r>
-      <w:proofErr w:type="spellEnd"/>
-      <w:r>
-        <w:rPr>
-          <w:color w:val="00B050"/>
-          <w:lang w:val="es-GT" w:eastAsia="en-US"/>
-        </w:rPr>
-        <w:t xml:space="preserve"> de pacientes que cuentan con una cita programada previamente y aquellos que ya cuenten con expediente clínico registrado en base a la atención médica histórica </w:t>
+        <w:t xml:space="preserve">a triaje de pacientes que cuentan con una cita programada previamente y aquellos que ya cuenten con expediente clínico registrado en base a la atención médica histórica </w:t>
       </w:r>
     </w:p>
     <w:p>
@@ -2679,27 +2499,7 @@
           <w:color w:val="00B050"/>
           <w:sz w:val="22"/>
         </w:rPr>
-        <w:t xml:space="preserve">Módulo de Admisión y </w:t>
-      </w:r>
-      <w:proofErr w:type="spellStart"/>
-      <w:r>
-        <w:rPr>
-          <w:b w:val="0"/>
-          <w:bCs w:val="0"/>
-          <w:color w:val="00B050"/>
-          <w:sz w:val="22"/>
-        </w:rPr>
-        <w:t>Triaje</w:t>
-      </w:r>
-      <w:proofErr w:type="spellEnd"/>
-      <w:r>
-        <w:rPr>
-          <w:b w:val="0"/>
-          <w:bCs w:val="0"/>
-          <w:color w:val="00B050"/>
-          <w:sz w:val="22"/>
-        </w:rPr>
-        <w:t xml:space="preserve"> </w:t>
+        <w:t xml:space="preserve">Módulo de Admisión y Triaje </w:t>
       </w:r>
     </w:p>
     <w:p>
@@ -2805,7 +2605,6 @@
           <w:lang w:eastAsia="es-VE"/>
         </w:rPr>
       </w:pPr>
-      <w:proofErr w:type="gramStart"/>
       <w:r>
         <w:t xml:space="preserve">Nuevas funcionalidades a </w:t>
       </w:r>
@@ -2819,7 +2618,6 @@
         <w:t>robar</w:t>
       </w:r>
       <w:bookmarkEnd w:id="6"/>
-      <w:proofErr w:type="gramEnd"/>
       <w:r>
         <w:rPr>
           <w:rFonts w:cs="Arial"/>
@@ -3158,6 +2956,7 @@
               </w:rPr>
             </w:pPr>
             <w:r>
+              <w:lastRenderedPageBreak/>
               <w:t>•</w:t>
             </w:r>
           </w:p>
@@ -3298,37 +3097,15 @@
                 <w:sz w:val="20"/>
               </w:rPr>
             </w:pPr>
-            <w:proofErr w:type="spellStart"/>
-            <w:r>
-              <w:rPr>
-                <w:rFonts w:cs="Arial"/>
-                <w:b/>
-                <w:bCs/>
-                <w:sz w:val="20"/>
-              </w:rPr>
-              <w:t>Flujos</w:t>
-            </w:r>
-            <w:proofErr w:type="spellEnd"/>
-            <w:r>
-              <w:rPr>
-                <w:rFonts w:cs="Arial"/>
-                <w:b/>
-                <w:bCs/>
-                <w:sz w:val="20"/>
-              </w:rPr>
-              <w:t xml:space="preserve"> </w:t>
-            </w:r>
-            <w:proofErr w:type="spellStart"/>
-            <w:r>
-              <w:rPr>
-                <w:rFonts w:cs="Arial"/>
-                <w:b/>
-                <w:bCs/>
-                <w:sz w:val="20"/>
-              </w:rPr>
-              <w:t>Alternos</w:t>
-            </w:r>
-            <w:proofErr w:type="spellEnd"/>
+            <w:r>
+              <w:rPr>
+                <w:rFonts w:cs="Arial"/>
+                <w:b/>
+                <w:bCs/>
+                <w:sz w:val="20"/>
+              </w:rPr>
+              <w:t>Flujos Alternos</w:t>
+            </w:r>
           </w:p>
         </w:tc>
         <w:tc>
@@ -3398,7 +3175,6 @@
                 <w:rFonts w:cs="Arial"/>
                 <w:sz w:val="20"/>
               </w:rPr>
-              <w:lastRenderedPageBreak/>
               <w:t>FA03: Identificación de Emergencia Extrema (Código Rojo)</w:t>
             </w:r>
           </w:p>
@@ -3454,21 +3230,12 @@
                 <w:sz w:val="20"/>
               </w:rPr>
             </w:pPr>
-            <w:proofErr w:type="spellStart"/>
-            <w:r>
-              <w:rPr>
-                <w:rFonts w:cs="Arial"/>
-                <w:sz w:val="20"/>
-              </w:rPr>
-              <w:t>Fewqwf</w:t>
-            </w:r>
-            <w:proofErr w:type="spellEnd"/>
-            <w:r>
-              <w:rPr>
-                <w:rFonts w:cs="Arial"/>
-                <w:sz w:val="20"/>
-              </w:rPr>
-              <w:t xml:space="preserve"> DXZ</w:t>
+            <w:r>
+              <w:rPr>
+                <w:rFonts w:cs="Arial"/>
+                <w:sz w:val="20"/>
+              </w:rPr>
+              <w:t>Fewqwf DXZ</w:t>
             </w:r>
             <w:r>
               <w:rPr>
@@ -3504,38 +3271,15 @@
                 <w:sz w:val="20"/>
               </w:rPr>
             </w:pPr>
-            <w:proofErr w:type="spellStart"/>
-            <w:r>
-              <w:rPr>
-                <w:rFonts w:cs="Arial"/>
-                <w:b/>
-                <w:bCs/>
-                <w:sz w:val="20"/>
-              </w:rPr>
-              <w:lastRenderedPageBreak/>
-              <w:t>Flujos</w:t>
-            </w:r>
-            <w:proofErr w:type="spellEnd"/>
-            <w:r>
-              <w:rPr>
-                <w:rFonts w:cs="Arial"/>
-                <w:b/>
-                <w:bCs/>
-                <w:sz w:val="20"/>
-              </w:rPr>
-              <w:t xml:space="preserve"> de </w:t>
-            </w:r>
-            <w:proofErr w:type="spellStart"/>
-            <w:r>
-              <w:rPr>
-                <w:rFonts w:cs="Arial"/>
-                <w:b/>
-                <w:bCs/>
-                <w:sz w:val="20"/>
-              </w:rPr>
-              <w:t>Excepción</w:t>
-            </w:r>
-            <w:proofErr w:type="spellEnd"/>
+            <w:r>
+              <w:rPr>
+                <w:rFonts w:cs="Arial"/>
+                <w:b/>
+                <w:bCs/>
+                <w:sz w:val="20"/>
+              </w:rPr>
+              <w:t>Flujos de Excepción</w:t>
+            </w:r>
           </w:p>
         </w:tc>
         <w:tc>
@@ -3582,37 +3326,15 @@
                 <w:sz w:val="20"/>
               </w:rPr>
             </w:pPr>
-            <w:proofErr w:type="spellStart"/>
-            <w:r>
-              <w:rPr>
-                <w:rFonts w:cs="Arial"/>
-                <w:b/>
-                <w:bCs/>
-                <w:sz w:val="20"/>
-              </w:rPr>
-              <w:t>Flujo</w:t>
-            </w:r>
-            <w:proofErr w:type="spellEnd"/>
-            <w:r>
-              <w:rPr>
-                <w:rFonts w:cs="Arial"/>
-                <w:b/>
-                <w:bCs/>
-                <w:sz w:val="20"/>
-              </w:rPr>
-              <w:t xml:space="preserve"> </w:t>
-            </w:r>
-            <w:proofErr w:type="spellStart"/>
-            <w:r>
-              <w:rPr>
-                <w:rFonts w:cs="Arial"/>
-                <w:b/>
-                <w:bCs/>
-                <w:sz w:val="20"/>
-              </w:rPr>
-              <w:t>Básico</w:t>
-            </w:r>
-            <w:proofErr w:type="spellEnd"/>
+            <w:r>
+              <w:rPr>
+                <w:rFonts w:cs="Arial"/>
+                <w:b/>
+                <w:bCs/>
+                <w:sz w:val="20"/>
+              </w:rPr>
+              <w:t>Flujo Básico</w:t>
+            </w:r>
           </w:p>
         </w:tc>
         <w:tc>
@@ -3639,42 +3361,8 @@
                 <w:sz w:val="20"/>
                 <w:lang w:val="es-GT"/>
               </w:rPr>
-              <w:t xml:space="preserve">Normal Básico </w:t>
-            </w:r>
-            <w:r>
-              <w:rPr>
-                <w:rFonts w:cs="Arial"/>
-                <w:sz w:val="20"/>
-                <w:lang w:val="es-GT"/>
-              </w:rPr>
-              <w:t>2</w:t>
-            </w:r>
-            <w:r>
-              <w:rPr>
-                <w:rFonts w:cs="Arial"/>
-                <w:sz w:val="20"/>
-                <w:lang w:val="es-GT"/>
-              </w:rPr>
-              <w:t xml:space="preserve">.0 CU </w:t>
-            </w:r>
-            <w:r>
-              <w:rPr>
-                <w:rFonts w:cs="Arial"/>
-                <w:sz w:val="20"/>
-                <w:lang w:val="es-GT"/>
-              </w:rPr>
-              <w:t xml:space="preserve">Registro de Pacientes y </w:t>
-            </w:r>
-            <w:proofErr w:type="spellStart"/>
-            <w:r>
-              <w:rPr>
-                <w:rFonts w:cs="Arial"/>
-                <w:sz w:val="20"/>
-                <w:lang w:val="es-GT"/>
-              </w:rPr>
-              <w:t>Triaje</w:t>
-            </w:r>
-            <w:proofErr w:type="spellEnd"/>
+              <w:t>Normal Básico 2.0 CU Registro de Pacientes y Triaje</w:t>
+            </w:r>
           </w:p>
         </w:tc>
       </w:tr>
@@ -3702,25 +3390,14 @@
                 <w:sz w:val="20"/>
               </w:rPr>
             </w:pPr>
-            <w:proofErr w:type="spellStart"/>
-            <w:r>
-              <w:rPr>
-                <w:rFonts w:cs="Arial"/>
-                <w:b/>
-                <w:bCs/>
-                <w:sz w:val="20"/>
-              </w:rPr>
-              <w:t>Generalidades</w:t>
-            </w:r>
-            <w:proofErr w:type="spellEnd"/>
-            <w:r>
-              <w:rPr>
-                <w:rFonts w:cs="Arial"/>
-                <w:b/>
-                <w:bCs/>
-                <w:sz w:val="20"/>
-              </w:rPr>
-              <w:t>:</w:t>
+            <w:r>
+              <w:rPr>
+                <w:rFonts w:cs="Arial"/>
+                <w:b/>
+                <w:bCs/>
+                <w:sz w:val="20"/>
+              </w:rPr>
+              <w:t>Generalidades:</w:t>
             </w:r>
           </w:p>
         </w:tc>
@@ -4412,21 +4089,8 @@
                 <w:szCs w:val="20"/>
                 <w:lang w:val="es-GT"/>
               </w:rPr>
-              <w:t xml:space="preserve">Registro y </w:t>
-            </w:r>
-            <w:proofErr w:type="spellStart"/>
-            <w:r>
-              <w:rPr>
-                <w:rFonts w:cs="Arial"/>
-                <w:i/>
-                <w:color w:val="0000FF"/>
-                <w:sz w:val="20"/>
-                <w:szCs w:val="20"/>
-                <w:lang w:val="es-GT"/>
-              </w:rPr>
-              <w:t>Triaje</w:t>
-            </w:r>
-            <w:proofErr w:type="spellEnd"/>
+              <w:t>Registro y Triaje</w:t>
+            </w:r>
           </w:p>
         </w:tc>
       </w:tr>
@@ -4779,6 +4443,7 @@
                 <w:szCs w:val="20"/>
                 <w:lang w:val="es-GT"/>
               </w:rPr>
+              <w:lastRenderedPageBreak/>
               <w:t>2.</w:t>
             </w:r>
           </w:p>
@@ -4885,6 +4550,7 @@
                 <w:sz w:val="20"/>
                 <w:szCs w:val="20"/>
               </w:rPr>
+              <w:lastRenderedPageBreak/>
               <w:t>RESULTADOS DE LA PRUEBA</w:t>
             </w:r>
           </w:p>
@@ -4926,7 +4592,6 @@
                 <w:szCs w:val="20"/>
               </w:rPr>
             </w:pPr>
-            <w:proofErr w:type="spellStart"/>
             <w:r>
               <w:rPr>
                 <w:rFonts w:cs="Arial"/>
@@ -4937,7 +4602,6 @@
               </w:rPr>
               <w:t>Hallazgos</w:t>
             </w:r>
-            <w:proofErr w:type="spellEnd"/>
           </w:p>
         </w:tc>
         <w:tc>
@@ -4971,7 +4635,6 @@
                 <w:szCs w:val="20"/>
               </w:rPr>
             </w:pPr>
-            <w:proofErr w:type="spellStart"/>
             <w:r>
               <w:rPr>
                 <w:rFonts w:cs="Arial"/>
@@ -4982,7 +4645,6 @@
               </w:rPr>
               <w:t>Veredicto</w:t>
             </w:r>
-            <w:proofErr w:type="spellEnd"/>
           </w:p>
         </w:tc>
       </w:tr>
@@ -5103,19 +4765,16 @@
                 <w:szCs w:val="20"/>
               </w:rPr>
             </w:pPr>
-            <w:proofErr w:type="spellStart"/>
-            <w:r>
-              <w:rPr>
-                <w:rFonts w:cs="Arial"/>
-                <w:b/>
-                <w:bCs/>
-                <w:sz w:val="20"/>
-                <w:szCs w:val="20"/>
-              </w:rPr>
-              <w:lastRenderedPageBreak/>
+            <w:r>
+              <w:rPr>
+                <w:rFonts w:cs="Arial"/>
+                <w:b/>
+                <w:bCs/>
+                <w:sz w:val="20"/>
+                <w:szCs w:val="20"/>
+              </w:rPr>
               <w:t>Observaciones</w:t>
             </w:r>
-            <w:proofErr w:type="spellEnd"/>
           </w:p>
         </w:tc>
         <w:tc>
@@ -5149,27 +4808,15 @@
                 <w:szCs w:val="20"/>
               </w:rPr>
             </w:pPr>
-            <w:proofErr w:type="spellStart"/>
-            <w:r>
-              <w:rPr>
-                <w:rFonts w:cs="Arial"/>
-                <w:b/>
-                <w:bCs/>
-                <w:sz w:val="20"/>
-                <w:szCs w:val="20"/>
-              </w:rPr>
-              <w:t>Analista</w:t>
-            </w:r>
-            <w:proofErr w:type="spellEnd"/>
-            <w:r>
-              <w:rPr>
-                <w:rFonts w:cs="Arial"/>
-                <w:b/>
-                <w:bCs/>
-                <w:sz w:val="20"/>
-                <w:szCs w:val="20"/>
-              </w:rPr>
-              <w:t xml:space="preserve"> de QA</w:t>
+            <w:r>
+              <w:rPr>
+                <w:rFonts w:cs="Arial"/>
+                <w:b/>
+                <w:bCs/>
+                <w:sz w:val="20"/>
+                <w:szCs w:val="20"/>
+              </w:rPr>
+              <w:t>Analista de QA</w:t>
             </w:r>
           </w:p>
         </w:tc>
@@ -6058,21 +5705,8 @@
                 <w:szCs w:val="20"/>
                 <w:lang w:val="es-GT"/>
               </w:rPr>
-              <w:t xml:space="preserve">Registro y </w:t>
-            </w:r>
-            <w:proofErr w:type="spellStart"/>
-            <w:r>
-              <w:rPr>
-                <w:rFonts w:cs="Arial"/>
-                <w:i/>
-                <w:color w:val="0000FF"/>
-                <w:sz w:val="20"/>
-                <w:szCs w:val="20"/>
-                <w:lang w:val="es-GT"/>
-              </w:rPr>
-              <w:t>Triaje</w:t>
-            </w:r>
-            <w:proofErr w:type="spellEnd"/>
+              <w:t>Registro y Triaje</w:t>
+            </w:r>
           </w:p>
         </w:tc>
       </w:tr>
@@ -6555,6 +6189,7 @@
                 <w:sz w:val="20"/>
                 <w:szCs w:val="20"/>
               </w:rPr>
+              <w:lastRenderedPageBreak/>
               <w:t>RESULTADOS DE LA PRUEBA</w:t>
             </w:r>
           </w:p>
@@ -6596,7 +6231,6 @@
                 <w:szCs w:val="20"/>
               </w:rPr>
             </w:pPr>
-            <w:proofErr w:type="spellStart"/>
             <w:r>
               <w:rPr>
                 <w:rFonts w:cs="Arial"/>
@@ -6607,7 +6241,6 @@
               </w:rPr>
               <w:t>Hallazgos</w:t>
             </w:r>
-            <w:proofErr w:type="spellEnd"/>
           </w:p>
         </w:tc>
         <w:tc>
@@ -6641,7 +6274,6 @@
                 <w:szCs w:val="20"/>
               </w:rPr>
             </w:pPr>
-            <w:proofErr w:type="spellStart"/>
             <w:r>
               <w:rPr>
                 <w:rFonts w:cs="Arial"/>
@@ -6652,7 +6284,6 @@
               </w:rPr>
               <w:t>Veredicto</w:t>
             </w:r>
-            <w:proofErr w:type="spellEnd"/>
           </w:p>
         </w:tc>
       </w:tr>
@@ -6773,7 +6404,6 @@
                 <w:szCs w:val="20"/>
               </w:rPr>
             </w:pPr>
-            <w:proofErr w:type="spellStart"/>
             <w:r>
               <w:rPr>
                 <w:rFonts w:cs="Arial"/>
@@ -6784,7 +6414,6 @@
               </w:rPr>
               <w:t>Observaciones</w:t>
             </w:r>
-            <w:proofErr w:type="spellEnd"/>
           </w:p>
         </w:tc>
         <w:tc>
@@ -6818,27 +6447,15 @@
                 <w:szCs w:val="20"/>
               </w:rPr>
             </w:pPr>
-            <w:proofErr w:type="spellStart"/>
-            <w:r>
-              <w:rPr>
-                <w:rFonts w:cs="Arial"/>
-                <w:b/>
-                <w:bCs/>
-                <w:sz w:val="20"/>
-                <w:szCs w:val="20"/>
-              </w:rPr>
-              <w:t>Analista</w:t>
-            </w:r>
-            <w:proofErr w:type="spellEnd"/>
-            <w:r>
-              <w:rPr>
-                <w:rFonts w:cs="Arial"/>
-                <w:b/>
-                <w:bCs/>
-                <w:sz w:val="20"/>
-                <w:szCs w:val="20"/>
-              </w:rPr>
-              <w:t xml:space="preserve"> de QA</w:t>
+            <w:r>
+              <w:rPr>
+                <w:rFonts w:cs="Arial"/>
+                <w:b/>
+                <w:bCs/>
+                <w:sz w:val="20"/>
+                <w:szCs w:val="20"/>
+              </w:rPr>
+              <w:t>Analista de QA</w:t>
             </w:r>
           </w:p>
         </w:tc>
@@ -6939,7 +6556,6 @@
                 <w:szCs w:val="20"/>
                 <w:lang w:val="es-GT"/>
               </w:rPr>
-              <w:lastRenderedPageBreak/>
               <w:t>Jonathan Guamuch</w:t>
             </w:r>
           </w:p>
@@ -8251,18 +7867,17 @@
                 <w:szCs w:val="20"/>
               </w:rPr>
             </w:pPr>
-            <w:proofErr w:type="spellStart"/>
-            <w:r>
-              <w:rPr>
-                <w:rFonts w:cs="Arial"/>
-                <w:b/>
-                <w:bCs/>
-                <w:sz w:val="20"/>
-                <w:szCs w:val="20"/>
-              </w:rPr>
+            <w:r>
+              <w:rPr>
+                <w:rFonts w:cs="Arial"/>
+                <w:b/>
+                <w:bCs/>
+                <w:sz w:val="20"/>
+                <w:szCs w:val="20"/>
+              </w:rPr>
+              <w:lastRenderedPageBreak/>
               <w:t>Hallazgos</w:t>
             </w:r>
-            <w:proofErr w:type="spellEnd"/>
           </w:p>
         </w:tc>
         <w:tc>
@@ -8296,7 +7911,6 @@
                 <w:szCs w:val="20"/>
               </w:rPr>
             </w:pPr>
-            <w:proofErr w:type="spellStart"/>
             <w:r>
               <w:rPr>
                 <w:rFonts w:cs="Arial"/>
@@ -8307,7 +7921,6 @@
               </w:rPr>
               <w:t>Veredicto</w:t>
             </w:r>
-            <w:proofErr w:type="spellEnd"/>
           </w:p>
         </w:tc>
       </w:tr>
@@ -8428,7 +8041,6 @@
                 <w:szCs w:val="20"/>
               </w:rPr>
             </w:pPr>
-            <w:proofErr w:type="spellStart"/>
             <w:r>
               <w:rPr>
                 <w:rFonts w:cs="Arial"/>
@@ -8439,7 +8051,6 @@
               </w:rPr>
               <w:t>Observaciones</w:t>
             </w:r>
-            <w:proofErr w:type="spellEnd"/>
           </w:p>
         </w:tc>
         <w:tc>
@@ -8473,27 +8084,15 @@
                 <w:szCs w:val="20"/>
               </w:rPr>
             </w:pPr>
-            <w:proofErr w:type="spellStart"/>
-            <w:r>
-              <w:rPr>
-                <w:rFonts w:cs="Arial"/>
-                <w:b/>
-                <w:bCs/>
-                <w:sz w:val="20"/>
-                <w:szCs w:val="20"/>
-              </w:rPr>
-              <w:t>Analista</w:t>
-            </w:r>
-            <w:proofErr w:type="spellEnd"/>
-            <w:r>
-              <w:rPr>
-                <w:rFonts w:cs="Arial"/>
-                <w:b/>
-                <w:bCs/>
-                <w:sz w:val="20"/>
-                <w:szCs w:val="20"/>
-              </w:rPr>
-              <w:t xml:space="preserve"> de QA</w:t>
+            <w:r>
+              <w:rPr>
+                <w:rFonts w:cs="Arial"/>
+                <w:b/>
+                <w:bCs/>
+                <w:sz w:val="20"/>
+                <w:szCs w:val="20"/>
+              </w:rPr>
+              <w:t>Analista de QA</w:t>
             </w:r>
           </w:p>
         </w:tc>
@@ -10385,6 +9984,7 @@
   <w:style w:type="character" w:default="1" w:styleId="Fuentedeprrafopredeter">
     <w:name w:val="Default Paragraph Font"/>
     <w:uiPriority w:val="1"/>
+    <w:semiHidden/>
     <w:unhideWhenUsed/>
   </w:style>
   <w:style w:type="table" w:default="1" w:styleId="Tablanormal">

--- a/documentación/Informes de Pruebas de Calidad/7.0 CU Gestión de Exámenes de Laboratorio - Informe Prueba de Calidad.docx
+++ b/documentación/Informes de Pruebas de Calidad/7.0 CU Gestión de Exámenes de Laboratorio - Informe Prueba de Calidad.docx
@@ -783,7 +783,18 @@
                 <w:szCs w:val="20"/>
                 <w:lang w:eastAsia="es-VE"/>
               </w:rPr>
-              <w:t>02</w:t>
+              <w:t>0</w:t>
+            </w:r>
+            <w:r>
+              <w:rPr>
+                <w:rFonts w:eastAsia="Times New Roman" w:cs="Arial"/>
+                <w:b/>
+                <w:color w:val="000000"/>
+                <w:sz w:val="20"/>
+                <w:szCs w:val="20"/>
+                <w:lang w:eastAsia="es-VE"/>
+              </w:rPr>
+              <w:t>7</w:t>
             </w:r>
           </w:p>
         </w:tc>
@@ -2303,56 +2314,32 @@
     </w:p>
     <w:p>
       <w:pPr>
-        <w:spacing w:after="0"/>
+        <w:pStyle w:val="Ttulo1"/>
+        <w:spacing w:before="0"/>
         <w:rPr>
-          <w:lang w:val="es-GT" w:eastAsia="es-VE"/>
+          <w:rFonts w:asciiTheme="minorHAnsi" w:eastAsia="Times New Roman" w:hAnsiTheme="minorHAnsi" w:cs="Arial"/>
+          <w:b w:val="0"/>
+          <w:bCs w:val="0"/>
+          <w:color w:val="00B050"/>
+          <w:kern w:val="2"/>
+          <w:sz w:val="21"/>
+          <w:szCs w:val="24"/>
+          <w:lang w:eastAsia="es-VE"/>
         </w:rPr>
       </w:pPr>
       <w:bookmarkStart w:id="4" w:name="_Toc388088230"/>
       <w:r>
         <w:rPr>
-          <w:rFonts w:eastAsia="Times New Roman" w:cs="Arial"/>
+          <w:rFonts w:asciiTheme="minorHAnsi" w:eastAsia="Times New Roman" w:hAnsiTheme="minorHAnsi" w:cs="Arial"/>
+          <w:b w:val="0"/>
+          <w:bCs w:val="0"/>
           <w:color w:val="00B050"/>
+          <w:kern w:val="2"/>
+          <w:sz w:val="21"/>
           <w:szCs w:val="24"/>
-          <w:lang w:val="es-GT" w:eastAsia="es-VE"/>
+          <w:lang w:eastAsia="es-VE"/>
         </w:rPr>
-        <w:t xml:space="preserve">El presente documento constituye el Plan de Pruebas de Software detallado para el módulo de Registro de Pacientes y Clasificación de Urgencia (Triaje). </w:t>
-      </w:r>
-      <w:r>
-        <w:rPr>
-          <w:rFonts w:eastAsia="Times New Roman" w:cs="Arial"/>
-          <w:color w:val="00B050"/>
-          <w:szCs w:val="24"/>
-          <w:lang w:val="es-GT" w:eastAsia="es-VE"/>
-        </w:rPr>
-        <w:t>Su</w:t>
-      </w:r>
-      <w:r>
-        <w:rPr>
-          <w:rFonts w:eastAsia="Times New Roman" w:cs="Arial"/>
-          <w:color w:val="00B050"/>
-          <w:szCs w:val="24"/>
-          <w:lang w:val="es-GT" w:eastAsia="es-VE"/>
-        </w:rPr>
-        <w:t xml:space="preserve"> propósito es validar </w:t>
-      </w:r>
-      <w:r>
-        <w:rPr>
-          <w:rFonts w:eastAsia="Times New Roman" w:cs="Arial"/>
-          <w:color w:val="00B050"/>
-          <w:szCs w:val="24"/>
-          <w:lang w:val="es-GT" w:eastAsia="es-VE"/>
-        </w:rPr>
-        <w:t xml:space="preserve">el correcto registro de datos personales y de pago, así como </w:t>
-      </w:r>
-      <w:r>
-        <w:rPr>
-          <w:rFonts w:eastAsia="Times New Roman" w:cs="Arial"/>
-          <w:color w:val="00B050"/>
-          <w:szCs w:val="24"/>
-          <w:lang w:val="es-GT" w:eastAsia="es-VE"/>
-        </w:rPr>
-        <w:t>el cálculo automatizado de la prioridad clínica (Rojo, Naranja, Amarillo, Verde).</w:t>
+        <w:t>El presente documento constituye el Plan de Pruebas de Software detallado para el módulo de Gestión de Exámenes de Laboratorio. El propósito es validar el ciclo de vida de las órdenes analíticas: desde el control de solvencia en caja, la recepción y etiquetado de muestras biológicas, hasta la publicación e identificación automática de alertas por valores clínicos críticos. El esfuerzo se delimita a la ejecución del flujo básico, validación de pasarelas de pago y la activación de alertas visuales en tiempo real.</w:t>
       </w:r>
     </w:p>
     <w:p>
@@ -2370,69 +2357,6 @@
         <w:t>ruebas</w:t>
       </w:r>
       <w:bookmarkEnd w:id="4"/>
-    </w:p>
-    <w:p>
-      <w:pPr>
-        <w:spacing w:after="0"/>
-        <w:rPr>
-          <w:color w:val="00B050"/>
-          <w:lang w:val="es-GT" w:eastAsia="en-US"/>
-        </w:rPr>
-      </w:pPr>
-      <w:r>
-        <w:rPr>
-          <w:b/>
-          <w:bCs/>
-          <w:color w:val="00B050"/>
-          <w:lang w:val="es-GT" w:eastAsia="en-US"/>
-        </w:rPr>
-        <w:t>El Flujo Básico</w:t>
-      </w:r>
-      <w:r>
-        <w:rPr>
-          <w:color w:val="00B050"/>
-          <w:lang w:val="es-GT" w:eastAsia="en-US"/>
-        </w:rPr>
-        <w:t xml:space="preserve"> </w:t>
-      </w:r>
-      <w:r>
-        <w:rPr>
-          <w:color w:val="00B050"/>
-          <w:lang w:val="es-GT" w:eastAsia="en-US"/>
-        </w:rPr>
-        <w:t>de registro de pacientes que ingresan caminando al hospital y necesitan asistencia médica</w:t>
-      </w:r>
-    </w:p>
-    <w:p>
-      <w:pPr>
-        <w:rPr>
-          <w:color w:val="00B050"/>
-          <w:lang w:val="es-GT" w:eastAsia="en-US"/>
-        </w:rPr>
-      </w:pPr>
-      <w:r>
-        <w:rPr>
-          <w:b/>
-          <w:bCs/>
-          <w:color w:val="00B050"/>
-          <w:lang w:val="es-GT" w:eastAsia="en-US"/>
-        </w:rPr>
-        <w:t xml:space="preserve">Los Flujos Alternos </w:t>
-      </w:r>
-      <w:r>
-        <w:rPr>
-          <w:color w:val="00B050"/>
-          <w:lang w:val="es-GT" w:eastAsia="en-US"/>
-        </w:rPr>
-        <w:t xml:space="preserve">correspondientes </w:t>
-      </w:r>
-      <w:r>
-        <w:rPr>
-          <w:color w:val="00B050"/>
-          <w:lang w:val="es-GT" w:eastAsia="en-US"/>
-        </w:rPr>
-        <w:t xml:space="preserve">a triaje de pacientes que cuentan con una cita programada previamente y aquellos que ya cuenten con expediente clínico registrado en base a la atención médica histórica </w:t>
-      </w:r>
     </w:p>
     <w:p>
       <w:pPr>
@@ -2478,121 +2402,86 @@
     </w:p>
     <w:p>
       <w:pPr>
-        <w:pStyle w:val="Ttulo2"/>
+        <w:pStyle w:val="Prrafodelista"/>
         <w:numPr>
           <w:ilvl w:val="0"/>
-          <w:numId w:val="9"/>
+          <w:numId w:val="10"/>
         </w:numPr>
-        <w:spacing w:before="0"/>
+        <w:spacing w:after="0"/>
         <w:rPr>
-          <w:b w:val="0"/>
-          <w:bCs w:val="0"/>
           <w:color w:val="00B050"/>
-          <w:sz w:val="22"/>
+          <w:lang w:eastAsia="en-US"/>
         </w:rPr>
       </w:pPr>
-      <w:bookmarkStart w:id="6" w:name="_Toc388088232"/>
       <w:r>
         <w:rPr>
-          <w:b w:val="0"/>
-          <w:bCs w:val="0"/>
           <w:color w:val="00B050"/>
-          <w:sz w:val="22"/>
+          <w:lang w:eastAsia="en-US"/>
         </w:rPr>
-        <w:t xml:space="preserve">Módulo de Admisión y Triaje </w:t>
+        <w:t>Módulo Técnico de Laboratorio (Panel de Carga y Muestras)</w:t>
       </w:r>
     </w:p>
     <w:p>
       <w:pPr>
-        <w:pStyle w:val="Ttulo2"/>
+        <w:pStyle w:val="Prrafodelista"/>
         <w:numPr>
           <w:ilvl w:val="0"/>
-          <w:numId w:val="9"/>
+          <w:numId w:val="10"/>
         </w:numPr>
-        <w:spacing w:before="0"/>
+        <w:spacing w:after="0"/>
         <w:rPr>
-          <w:b w:val="0"/>
-          <w:bCs w:val="0"/>
           <w:color w:val="00B050"/>
-          <w:sz w:val="22"/>
+          <w:lang w:eastAsia="en-US"/>
         </w:rPr>
       </w:pPr>
       <w:r>
         <w:rPr>
-          <w:b w:val="0"/>
-          <w:bCs w:val="0"/>
           <w:color w:val="00B050"/>
-          <w:sz w:val="22"/>
+          <w:lang w:eastAsia="en-US"/>
         </w:rPr>
-        <w:t>Formulario Clínico (Signos vitales)</w:t>
+        <w:t>Servicio de Validación de Solvencia de Órdenes Analíticas</w:t>
       </w:r>
     </w:p>
     <w:p>
       <w:pPr>
-        <w:pStyle w:val="Ttulo2"/>
+        <w:pStyle w:val="Prrafodelista"/>
         <w:numPr>
           <w:ilvl w:val="0"/>
-          <w:numId w:val="9"/>
+          <w:numId w:val="10"/>
         </w:numPr>
-        <w:spacing w:before="0"/>
+        <w:spacing w:after="0"/>
         <w:rPr>
-          <w:b w:val="0"/>
-          <w:bCs w:val="0"/>
           <w:color w:val="00B050"/>
-          <w:sz w:val="22"/>
+          <w:lang w:eastAsia="en-US"/>
         </w:rPr>
       </w:pPr>
       <w:r>
         <w:rPr>
-          <w:b w:val="0"/>
-          <w:bCs w:val="0"/>
           <w:color w:val="00B050"/>
-          <w:sz w:val="22"/>
+          <w:lang w:eastAsia="en-US"/>
         </w:rPr>
-        <w:t>Módulo de Validación de Pago (</w:t>
-      </w:r>
-      <w:r>
-        <w:rPr>
-          <w:b w:val="0"/>
-          <w:bCs w:val="0"/>
-          <w:color w:val="00B050"/>
-          <w:sz w:val="22"/>
-        </w:rPr>
-        <w:t xml:space="preserve">Tarjeta </w:t>
-      </w:r>
-      <w:r>
-        <w:rPr>
-          <w:b w:val="0"/>
-          <w:bCs w:val="0"/>
-          <w:color w:val="00B050"/>
-          <w:sz w:val="22"/>
-        </w:rPr>
-        <w:t>/ Aseguradora)</w:t>
+        <w:t>Motor de Reglas Clínicas (Rangos Máximos y Mínimos)</w:t>
       </w:r>
     </w:p>
     <w:p>
       <w:pPr>
-        <w:pStyle w:val="Ttulo2"/>
+        <w:pStyle w:val="Prrafodelista"/>
         <w:numPr>
           <w:ilvl w:val="0"/>
-          <w:numId w:val="9"/>
+          <w:numId w:val="10"/>
         </w:numPr>
-        <w:spacing w:before="0"/>
+        <w:spacing w:after="0"/>
         <w:rPr>
-          <w:b w:val="0"/>
-          <w:bCs w:val="0"/>
           <w:color w:val="00B050"/>
-          <w:sz w:val="22"/>
+          <w:lang w:eastAsia="en-US"/>
         </w:rPr>
       </w:pPr>
       <w:r>
         <w:rPr>
-          <w:b w:val="0"/>
-          <w:bCs w:val="0"/>
           <w:color w:val="00B050"/>
-          <w:sz w:val="22"/>
+          <w:lang w:eastAsia="en-US"/>
         </w:rPr>
-        <w:t>Servicio de Alertas Visuales (Semáforo de Prioridades)</w:t>
+        <w:t>Componente de Notificaciones e Integración con Expediente Clínico</w:t>
       </w:r>
     </w:p>
     <w:p>
@@ -2605,6 +2494,7 @@
           <w:lang w:eastAsia="es-VE"/>
         </w:rPr>
       </w:pPr>
+      <w:bookmarkStart w:id="6" w:name="_Toc388088232"/>
       <w:r>
         <w:t xml:space="preserve">Nuevas funcionalidades a </w:t>
       </w:r>
@@ -2672,7 +2562,7 @@
           <w:szCs w:val="24"/>
           <w:lang w:eastAsia="es-VE"/>
         </w:rPr>
-        <w:t>Captura segmentada por fases (Datos, Emergencia, Pago, Signos Vitales).</w:t>
+        <w:t>Interrupción física de recepción de muestras por falta de pago.</w:t>
       </w:r>
     </w:p>
     <w:p>
@@ -2697,7 +2587,7 @@
           <w:szCs w:val="24"/>
           <w:lang w:eastAsia="es-VE"/>
         </w:rPr>
-        <w:t>Integración cobro base de Q175.00 por cita médica.</w:t>
+        <w:t>Flujo de rechazo técnico de muestras analíticas insatisfactorias.</w:t>
       </w:r>
     </w:p>
     <w:p>
@@ -2722,7 +2612,7 @@
           <w:szCs w:val="24"/>
           <w:lang w:eastAsia="es-VE"/>
         </w:rPr>
-        <w:t>Cálculo de prioridad basado en lógica de negocio clínica.</w:t>
+        <w:t>Procesamiento y persistencia de valores biomédicos numéricos y observaciones.</w:t>
       </w:r>
     </w:p>
     <w:p>
@@ -2747,7 +2637,7 @@
           <w:szCs w:val="24"/>
           <w:lang w:eastAsia="es-VE"/>
         </w:rPr>
-        <w:t>Despliegue de prioridad visual en el tablero de atención.</w:t>
+        <w:t>Disparo automático de alertas visuales por rangos fuera de límite de seguridad.</w:t>
       </w:r>
     </w:p>
     <w:p>
@@ -2772,7 +2662,7 @@
           <w:szCs w:val="24"/>
           <w:lang w:eastAsia="es-VE"/>
         </w:rPr>
-        <w:t>Emisión de orden de servicio con solvencia administrativa.</w:t>
+        <w:t>Publicación síncrona de resultados firmados en el historial médico.</w:t>
       </w:r>
     </w:p>
     <w:tbl>
@@ -2910,24 +2800,15 @@
               <w:bottom w:val="single" w:sz="4" w:space="0" w:color="auto"/>
               <w:right w:val="single" w:sz="4" w:space="0" w:color="auto"/>
             </w:tcBorders>
-            <w:hideMark/>
-          </w:tcPr>
-          <w:p>
-            <w:pPr>
-              <w:rPr>
-                <w:rFonts w:cs="Arial"/>
-                <w:sz w:val="20"/>
-                <w:lang w:val="es-GT"/>
-              </w:rPr>
-            </w:pPr>
-            <w:r>
-              <w:rPr>
-                <w:rFonts w:cs="Arial"/>
-                <w:sz w:val="20"/>
-                <w:lang w:val="es-GT"/>
-              </w:rPr>
-              <w:t>Verificar obligatoriedad de campos de identidad (DPI), formatos numéricos en signos vitales y rangos lógicos de la escala Glasgow.</w:t>
-            </w:r>
+          </w:tcPr>
+          <w:p>
+            <w:pPr>
+              <w:rPr>
+                <w:rFonts w:cs="Arial"/>
+                <w:sz w:val="20"/>
+                <w:lang w:val="es-GT"/>
+              </w:rPr>
+            </w:pPr>
           </w:p>
         </w:tc>
       </w:tr>
@@ -2956,8 +2837,12 @@
               </w:rPr>
             </w:pPr>
             <w:r>
-              <w:lastRenderedPageBreak/>
-              <w:t>•</w:t>
+              <w:rPr>
+                <w:rFonts w:cs="Arial"/>
+                <w:b/>
+                <w:bCs/>
+              </w:rPr>
+              <w:t>Reglas de Negocio</w:t>
             </w:r>
           </w:p>
         </w:tc>
@@ -2983,9 +2868,6 @@
                 <w:sz w:val="20"/>
               </w:rPr>
             </w:pPr>
-            <w:r>
-              <w:t>FA03: Identificación de Emergencia Extrema (Código Rojo)</w:t>
-            </w:r>
           </w:p>
         </w:tc>
       </w:tr>
@@ -3042,34 +2924,6 @@
                 <w:sz w:val="20"/>
               </w:rPr>
             </w:pPr>
-            <w:r>
-              <w:rPr>
-                <w:rFonts w:cs="Arial"/>
-                <w:sz w:val="20"/>
-              </w:rPr>
-              <w:t>RN</w:t>
-            </w:r>
-            <w:r>
-              <w:rPr>
-                <w:rFonts w:cs="Arial"/>
-                <w:sz w:val="20"/>
-              </w:rPr>
-              <w:t>04</w:t>
-            </w:r>
-            <w:r>
-              <w:rPr>
-                <w:rFonts w:cs="Arial"/>
-                <w:sz w:val="20"/>
-              </w:rPr>
-              <w:t xml:space="preserve"> </w:t>
-            </w:r>
-            <w:r>
-              <w:rPr>
-                <w:rFonts w:cs="Arial"/>
-                <w:sz w:val="20"/>
-              </w:rPr>
-              <w:t>Protocolo de Priorización clínica</w:t>
-            </w:r>
           </w:p>
         </w:tc>
       </w:tr>
@@ -3130,120 +2984,6 @@
                 <w:sz w:val="20"/>
               </w:rPr>
             </w:pPr>
-            <w:r>
-              <w:rPr>
-                <w:rFonts w:cs="Arial"/>
-                <w:sz w:val="20"/>
-              </w:rPr>
-              <w:t>FA01: Paciente tiene Cita programada</w:t>
-            </w:r>
-          </w:p>
-          <w:p>
-            <w:pPr>
-              <w:pStyle w:val="Prrafodelista"/>
-              <w:numPr>
-                <w:ilvl w:val="0"/>
-                <w:numId w:val="6"/>
-              </w:numPr>
-              <w:rPr>
-                <w:rFonts w:cs="Arial"/>
-                <w:sz w:val="20"/>
-              </w:rPr>
-            </w:pPr>
-            <w:r>
-              <w:rPr>
-                <w:rFonts w:cs="Arial"/>
-                <w:sz w:val="20"/>
-              </w:rPr>
-              <w:t>FA02: Datos Clínicos Fuera de Rango (Error de captura)</w:t>
-            </w:r>
-          </w:p>
-          <w:p>
-            <w:pPr>
-              <w:pStyle w:val="Prrafodelista"/>
-              <w:numPr>
-                <w:ilvl w:val="0"/>
-                <w:numId w:val="6"/>
-              </w:numPr>
-              <w:rPr>
-                <w:rFonts w:cs="Arial"/>
-                <w:sz w:val="20"/>
-              </w:rPr>
-            </w:pPr>
-            <w:r>
-              <w:rPr>
-                <w:rFonts w:cs="Arial"/>
-                <w:sz w:val="20"/>
-              </w:rPr>
-              <w:t>FA03: Identificación de Emergencia Extrema (Código Rojo)</w:t>
-            </w:r>
-          </w:p>
-          <w:p>
-            <w:pPr>
-              <w:pStyle w:val="Prrafodelista"/>
-              <w:numPr>
-                <w:ilvl w:val="0"/>
-                <w:numId w:val="6"/>
-              </w:numPr>
-              <w:rPr>
-                <w:rFonts w:cs="Arial"/>
-                <w:sz w:val="20"/>
-              </w:rPr>
-            </w:pPr>
-            <w:r>
-              <w:rPr>
-                <w:rFonts w:cs="Arial"/>
-                <w:sz w:val="20"/>
-              </w:rPr>
-              <w:t>FA04: Saldos insuficientes en tarjeta de crédito/débito</w:t>
-            </w:r>
-          </w:p>
-          <w:p>
-            <w:pPr>
-              <w:pStyle w:val="Prrafodelista"/>
-              <w:numPr>
-                <w:ilvl w:val="0"/>
-                <w:numId w:val="6"/>
-              </w:numPr>
-              <w:rPr>
-                <w:rFonts w:cs="Arial"/>
-                <w:sz w:val="20"/>
-              </w:rPr>
-            </w:pPr>
-            <w:r>
-              <w:rPr>
-                <w:rFonts w:cs="Arial"/>
-                <w:sz w:val="20"/>
-              </w:rPr>
-              <w:t>FA05: No cuenta con método de pago</w:t>
-            </w:r>
-          </w:p>
-          <w:p>
-            <w:pPr>
-              <w:pStyle w:val="Prrafodelista"/>
-              <w:numPr>
-                <w:ilvl w:val="0"/>
-                <w:numId w:val="6"/>
-              </w:numPr>
-              <w:rPr>
-                <w:rFonts w:cs="Arial"/>
-                <w:sz w:val="20"/>
-              </w:rPr>
-            </w:pPr>
-            <w:r>
-              <w:rPr>
-                <w:rFonts w:cs="Arial"/>
-                <w:sz w:val="20"/>
-              </w:rPr>
-              <w:t>Fewqwf DXZ</w:t>
-            </w:r>
-            <w:r>
-              <w:rPr>
-                <w:rFonts w:cs="Arial"/>
-                <w:sz w:val="20"/>
-              </w:rPr>
-              <w:t>FA06: El paciente ya tiene registro previo</w:t>
-            </w:r>
           </w:p>
         </w:tc>
       </w:tr>
@@ -3278,6 +3018,7 @@
                 <w:bCs/>
                 <w:sz w:val="20"/>
               </w:rPr>
+              <w:lastRenderedPageBreak/>
               <w:t>Flujos de Excepción</w:t>
             </w:r>
           </w:p>
@@ -3361,7 +3102,31 @@
                 <w:sz w:val="20"/>
                 <w:lang w:val="es-GT"/>
               </w:rPr>
-              <w:t>Normal Básico 2.0 CU Registro de Pacientes y Triaje</w:t>
+              <w:t xml:space="preserve">Normal Básico </w:t>
+            </w:r>
+            <w:r>
+              <w:rPr>
+                <w:rFonts w:cs="Arial"/>
+                <w:sz w:val="20"/>
+                <w:lang w:val="es-GT"/>
+              </w:rPr>
+              <w:t>7</w:t>
+            </w:r>
+            <w:r>
+              <w:rPr>
+                <w:rFonts w:cs="Arial"/>
+                <w:sz w:val="20"/>
+                <w:lang w:val="es-GT"/>
+              </w:rPr>
+              <w:t xml:space="preserve">.0 CU </w:t>
+            </w:r>
+            <w:r>
+              <w:rPr>
+                <w:rFonts w:cs="Arial"/>
+                <w:sz w:val="20"/>
+                <w:lang w:val="es-GT"/>
+              </w:rPr>
+              <w:t>Gestión de exámenes y Laboratorio</w:t>
             </w:r>
           </w:p>
         </w:tc>
@@ -4443,7 +4208,6 @@
                 <w:szCs w:val="20"/>
                 <w:lang w:val="es-GT"/>
               </w:rPr>
-              <w:lastRenderedPageBreak/>
               <w:t>2.</w:t>
             </w:r>
           </w:p>
@@ -4550,7 +4314,6 @@
                 <w:sz w:val="20"/>
                 <w:szCs w:val="20"/>
               </w:rPr>
-              <w:lastRenderedPageBreak/>
               <w:t>RESULTADOS DE LA PRUEBA</w:t>
             </w:r>
           </w:p>
@@ -5020,6 +4783,7 @@
                 <w:szCs w:val="20"/>
                 <w:lang w:val="es-GT"/>
               </w:rPr>
+              <w:lastRenderedPageBreak/>
               <w:t>Nombre: Jonathan Guamuch</w:t>
             </w:r>
           </w:p>
@@ -6189,7 +5953,6 @@
                 <w:sz w:val="20"/>
                 <w:szCs w:val="20"/>
               </w:rPr>
-              <w:lastRenderedPageBreak/>
               <w:t>RESULTADOS DE LA PRUEBA</w:t>
             </w:r>
           </w:p>
@@ -7875,7 +7638,6 @@
                 <w:sz w:val="20"/>
                 <w:szCs w:val="20"/>
               </w:rPr>
-              <w:lastRenderedPageBreak/>
               <w:t>Hallazgos</w:t>
             </w:r>
           </w:p>
@@ -9279,6 +9041,119 @@
     <w:nsid w:val="54CD0EDB"/>
     <w:multiLevelType w:val="hybridMultilevel"/>
     <w:tmpl w:val="2BDCE1BA"/>
+    <w:lvl w:ilvl="0" w:tplc="100A0001">
+      <w:start w:val="1"/>
+      <w:numFmt w:val="bullet"/>
+      <w:lvlText w:val=""/>
+      <w:lvlJc w:val="left"/>
+      <w:pPr>
+        <w:ind w:left="720" w:hanging="360"/>
+      </w:pPr>
+      <w:rPr>
+        <w:rFonts w:ascii="Symbol" w:hAnsi="Symbol" w:hint="default"/>
+      </w:rPr>
+    </w:lvl>
+    <w:lvl w:ilvl="1" w:tplc="100A0003" w:tentative="1">
+      <w:start w:val="1"/>
+      <w:numFmt w:val="bullet"/>
+      <w:lvlText w:val="o"/>
+      <w:lvlJc w:val="left"/>
+      <w:pPr>
+        <w:ind w:left="1440" w:hanging="360"/>
+      </w:pPr>
+      <w:rPr>
+        <w:rFonts w:ascii="Courier New" w:hAnsi="Courier New" w:cs="Courier New" w:hint="default"/>
+      </w:rPr>
+    </w:lvl>
+    <w:lvl w:ilvl="2" w:tplc="100A0005" w:tentative="1">
+      <w:start w:val="1"/>
+      <w:numFmt w:val="bullet"/>
+      <w:lvlText w:val=""/>
+      <w:lvlJc w:val="left"/>
+      <w:pPr>
+        <w:ind w:left="2160" w:hanging="360"/>
+      </w:pPr>
+      <w:rPr>
+        <w:rFonts w:ascii="Wingdings" w:hAnsi="Wingdings" w:hint="default"/>
+      </w:rPr>
+    </w:lvl>
+    <w:lvl w:ilvl="3" w:tplc="100A0001" w:tentative="1">
+      <w:start w:val="1"/>
+      <w:numFmt w:val="bullet"/>
+      <w:lvlText w:val=""/>
+      <w:lvlJc w:val="left"/>
+      <w:pPr>
+        <w:ind w:left="2880" w:hanging="360"/>
+      </w:pPr>
+      <w:rPr>
+        <w:rFonts w:ascii="Symbol" w:hAnsi="Symbol" w:hint="default"/>
+      </w:rPr>
+    </w:lvl>
+    <w:lvl w:ilvl="4" w:tplc="100A0003" w:tentative="1">
+      <w:start w:val="1"/>
+      <w:numFmt w:val="bullet"/>
+      <w:lvlText w:val="o"/>
+      <w:lvlJc w:val="left"/>
+      <w:pPr>
+        <w:ind w:left="3600" w:hanging="360"/>
+      </w:pPr>
+      <w:rPr>
+        <w:rFonts w:ascii="Courier New" w:hAnsi="Courier New" w:cs="Courier New" w:hint="default"/>
+      </w:rPr>
+    </w:lvl>
+    <w:lvl w:ilvl="5" w:tplc="100A0005" w:tentative="1">
+      <w:start w:val="1"/>
+      <w:numFmt w:val="bullet"/>
+      <w:lvlText w:val=""/>
+      <w:lvlJc w:val="left"/>
+      <w:pPr>
+        <w:ind w:left="4320" w:hanging="360"/>
+      </w:pPr>
+      <w:rPr>
+        <w:rFonts w:ascii="Wingdings" w:hAnsi="Wingdings" w:hint="default"/>
+      </w:rPr>
+    </w:lvl>
+    <w:lvl w:ilvl="6" w:tplc="100A0001" w:tentative="1">
+      <w:start w:val="1"/>
+      <w:numFmt w:val="bullet"/>
+      <w:lvlText w:val=""/>
+      <w:lvlJc w:val="left"/>
+      <w:pPr>
+        <w:ind w:left="5040" w:hanging="360"/>
+      </w:pPr>
+      <w:rPr>
+        <w:rFonts w:ascii="Symbol" w:hAnsi="Symbol" w:hint="default"/>
+      </w:rPr>
+    </w:lvl>
+    <w:lvl w:ilvl="7" w:tplc="100A0003" w:tentative="1">
+      <w:start w:val="1"/>
+      <w:numFmt w:val="bullet"/>
+      <w:lvlText w:val="o"/>
+      <w:lvlJc w:val="left"/>
+      <w:pPr>
+        <w:ind w:left="5760" w:hanging="360"/>
+      </w:pPr>
+      <w:rPr>
+        <w:rFonts w:ascii="Courier New" w:hAnsi="Courier New" w:cs="Courier New" w:hint="default"/>
+      </w:rPr>
+    </w:lvl>
+    <w:lvl w:ilvl="8" w:tplc="100A0005" w:tentative="1">
+      <w:start w:val="1"/>
+      <w:numFmt w:val="bullet"/>
+      <w:lvlText w:val=""/>
+      <w:lvlJc w:val="left"/>
+      <w:pPr>
+        <w:ind w:left="6480" w:hanging="360"/>
+      </w:pPr>
+      <w:rPr>
+        <w:rFonts w:ascii="Wingdings" w:hAnsi="Wingdings" w:hint="default"/>
+      </w:rPr>
+    </w:lvl>
+  </w:abstractNum>
+  <w:abstractNum w:abstractNumId="9" w15:restartNumberingAfterBreak="0">
+    <w:nsid w:val="62AD4147"/>
+    <w:multiLevelType w:val="hybridMultilevel"/>
+    <w:tmpl w:val="28FA8316"/>
     <w:lvl w:ilvl="0" w:tplc="100A0001">
       <w:start w:val="1"/>
       <w:numFmt w:val="bullet"/>
@@ -9468,6 +9343,9 @@
   </w:num>
   <w:num w:numId="9" w16cid:durableId="221526823">
     <w:abstractNumId w:val="3"/>
+  </w:num>
+  <w:num w:numId="10" w16cid:durableId="825247770">
+    <w:abstractNumId w:val="9"/>
   </w:num>
   <w:numIdMacAtCleanup w:val="8"/>
 </w:numbering>
@@ -9984,7 +9862,6 @@
   <w:style w:type="character" w:default="1" w:styleId="Fuentedeprrafopredeter">
     <w:name w:val="Default Paragraph Font"/>
     <w:uiPriority w:val="1"/>
-    <w:semiHidden/>
     <w:unhideWhenUsed/>
   </w:style>
   <w:style w:type="table" w:default="1" w:styleId="Tablanormal">

--- a/documentación/Informes de Pruebas de Calidad/7.0 CU Gestión de Exámenes de Laboratorio - Informe Prueba de Calidad.docx
+++ b/documentación/Informes de Pruebas de Calidad/7.0 CU Gestión de Exámenes de Laboratorio - Informe Prueba de Calidad.docx
@@ -3378,18 +3378,7 @@
                 <w:szCs w:val="20"/>
                 <w:lang w:val="es-GT"/>
               </w:rPr>
-              <w:t>2</w:t>
-            </w:r>
-            <w:r>
-              <w:rPr>
-                <w:rFonts w:cs="Arial"/>
-                <w:i/>
-                <w:color w:val="0000FF"/>
-                <w:sz w:val="20"/>
-                <w:szCs w:val="20"/>
-                <w:lang w:val="es-GT"/>
-              </w:rPr>
-              <w:t>.1</w:t>
+              <w:t>7.1</w:t>
             </w:r>
           </w:p>
         </w:tc>
@@ -3750,7 +3739,7 @@
                 <w:szCs w:val="20"/>
                 <w:lang w:val="es-GT"/>
               </w:rPr>
-              <w:t>Autenticación</w:t>
+              <w:t>Gestión de exámenes</w:t>
             </w:r>
             <w:r>
               <w:rPr>
@@ -3854,7 +3843,7 @@
                 <w:szCs w:val="20"/>
                 <w:lang w:val="es-GT"/>
               </w:rPr>
-              <w:t>Registro y Triaje</w:t>
+              <w:t>Laboratorio</w:t>
             </w:r>
           </w:p>
         </w:tc>
@@ -3945,6 +3934,17 @@
                 <w:lang w:val="es-GT"/>
               </w:rPr>
             </w:pPr>
+            <w:r>
+              <w:rPr>
+                <w:rFonts w:cs="Arial"/>
+                <w:i/>
+                <w:color w:val="0000FF"/>
+                <w:sz w:val="20"/>
+                <w:szCs w:val="20"/>
+                <w:lang w:val="es-GT"/>
+              </w:rPr>
+              <w:t>Validar que  el técnico laboratorista pueda resolver exámenes de laboratorios en base a muestras</w:t>
+            </w:r>
           </w:p>
         </w:tc>
       </w:tr>
@@ -4084,6 +4084,45 @@
                 <w:lang w:val="es-GT"/>
               </w:rPr>
             </w:pPr>
+            <w:r>
+              <w:rPr>
+                <w:rFonts w:cs="Arial"/>
+                <w:i/>
+                <w:color w:val="0000FF"/>
+                <w:sz w:val="20"/>
+                <w:szCs w:val="20"/>
+                <w:lang w:val="es-GT"/>
+              </w:rPr>
+              <w:t>1 Contar con los roles necesarios</w:t>
+            </w:r>
+          </w:p>
+          <w:p>
+            <w:pPr>
+              <w:numPr>
+                <w:ilvl w:val="12"/>
+                <w:numId w:val="0"/>
+              </w:numPr>
+              <w:spacing w:line="256" w:lineRule="auto"/>
+              <w:rPr>
+                <w:rFonts w:cs="Arial"/>
+                <w:i/>
+                <w:color w:val="0000FF"/>
+                <w:sz w:val="20"/>
+                <w:szCs w:val="20"/>
+                <w:lang w:val="es-GT"/>
+              </w:rPr>
+            </w:pPr>
+            <w:r>
+              <w:rPr>
+                <w:rFonts w:cs="Arial"/>
+                <w:i/>
+                <w:color w:val="0000FF"/>
+                <w:sz w:val="20"/>
+                <w:szCs w:val="20"/>
+                <w:lang w:val="es-GT"/>
+              </w:rPr>
+              <w:t>2 Que hayan ordenes pendientes de resolucion</w:t>
+            </w:r>
           </w:p>
         </w:tc>
       </w:tr>
@@ -4783,7 +4822,6 @@
                 <w:szCs w:val="20"/>
                 <w:lang w:val="es-GT"/>
               </w:rPr>
-              <w:lastRenderedPageBreak/>
               <w:t>Nombre: Jonathan Guamuch</w:t>
             </w:r>
           </w:p>
@@ -6446,6 +6484,7 @@
                 <w:szCs w:val="20"/>
                 <w:lang w:val="es-GT"/>
               </w:rPr>
+              <w:lastRenderedPageBreak/>
               <w:t>Fecha:</w:t>
             </w:r>
             <w:r>
